--- a/web-app/files/docx_templates/APUNTSZDCC2.00212-01-16_TEMPLATE.docx
+++ b/web-app/files/docx_templates/APUNTSZDCC2.00212-01-16_TEMPLATE.docx
@@ -122,7 +122,7 @@
           <w:szCs w:val="20"/>
           <w:lang w:val="pl-PL"/>
         </w:rPr>
-        <w:instrText xml:space="preserve"> MERGEFIELD $d.DataPodpisaniaAneksu \* MERGEFORMAT </w:instrText>
+        <w:instrText xml:space="preserve"> MERGEFIELD  $d.dataPodpisaniaAneksuPOZ  \* MERGEFORMAT </w:instrText>
       </w:r>
       <w:r>
         <w:rPr>
@@ -144,7 +144,20 @@
           <w:szCs w:val="20"/>
           <w:lang w:val="pl-PL"/>
         </w:rPr>
-        <w:t>«$d.DataPodpisaniaAneksu»</w:t>
+        <w:t>«$d.dataPodpisaniaAn</w:t>
+      </w:r>
+      <w:bookmarkStart w:id="0" w:name="_GoBack"/>
+      <w:bookmarkEnd w:id="0"/>
+      <w:r>
+        <w:rPr>
+          <w:rFonts w:ascii="Arial" w:hAnsi="Arial" w:cs="Arial"/>
+          <w:b/>
+          <w:noProof/>
+          <w:sz w:val="20"/>
+          <w:szCs w:val="20"/>
+          <w:lang w:val="pl-PL"/>
+        </w:rPr>
+        <w:t>eksuPOZ»</w:t>
       </w:r>
       <w:r>
         <w:rPr>
@@ -816,8 +829,6 @@
           <w:lang w:val="pl-PL"/>
         </w:rPr>
       </w:pPr>
-      <w:bookmarkStart w:id="0" w:name="_GoBack"/>
-      <w:bookmarkEnd w:id="0"/>
       <w:r>
         <w:rPr>
           <w:rFonts w:ascii="Arial" w:hAnsi="Arial" w:cs="Arial"/>
@@ -2798,7 +2809,7 @@
           <v:imagedata r:id="rId2" o:title=""/>
           <w10:wrap type="topAndBottom"/>
         </v:shape>
-        <o:OLEObject Type="Embed" ProgID="MSPhotoEd.3" ShapeID="_x0000_s2049" DrawAspect="Content" ObjectID="_1436685126" r:id="rId3"/>
+        <o:OLEObject Type="Embed" ProgID="MSPhotoEd.3" ShapeID="_x0000_s2049" DrawAspect="Content" ObjectID="_1437815284" r:id="rId3"/>
       </w:pict>
     </w:r>
   </w:p>
@@ -4149,7 +4160,7 @@
 </file>
 
 <file path=customXml/itemProps1.xml><?xml version="1.0" encoding="utf-8"?>
-<ds:datastoreItem xmlns:ds="http://schemas.openxmlformats.org/officeDocument/2006/customXml" ds:itemID="{B71E3D24-ABE8-43B2-8466-BAEBEE4BD928}">
+<ds:datastoreItem xmlns:ds="http://schemas.openxmlformats.org/officeDocument/2006/customXml" ds:itemID="{4A5E2FB2-B34F-4A1D-B78A-A4CABACD0D73}">
   <ds:schemaRefs>
     <ds:schemaRef ds:uri="http://schemas.openxmlformats.org/officeDocument/2006/bibliography"/>
   </ds:schemaRefs>
